--- a/manuscript/title_page.docx
+++ b/manuscript/title_page.docx
@@ -25,19 +25,13 @@
         <w:t xml:space="preserve"> </w:t>
       </w:r>
       <w:r>
-        <w:t xml:space="preserve">[DRAFT – count characters before finalizing, limit 100 including</w:t>
-      </w:r>
-      <w:r>
-        <w:t xml:space="preserve"> </w:t>
-      </w:r>
-      <w:r>
-        <w:t xml:space="preserve">spaces] Cost-Minimization of Endometrial Biopsy Strategies for Lynch Syndrome</w:t>
-      </w:r>
-      <w:r>
-        <w:t xml:space="preserve"> </w:t>
-      </w:r>
-      <w:r>
-        <w:t xml:space="preserve">Surveillance: A Decision-Analytic Model</w:t>
+        <w:t xml:space="preserve">Cost-Minimization of Endometrial Biopsy Strategies for Lynch</w:t>
+      </w:r>
+      <w:r>
+        <w:t xml:space="preserve"> </w:t>
+      </w:r>
+      <w:r>
+        <w:t xml:space="preserve">Syndrome Surveillance</w:t>
       </w:r>
     </w:p>
     <w:p>
